--- a/计算机程序设计课程实践项目报告模板.docx
+++ b/计算机程序设计课程实践项目报告模板.docx
@@ -186,8 +186,6 @@
         </w:rPr>
         <w:t>完成人：</w:t>
       </w:r>
-      <w:bookmarkStart w:id="16" w:name="_GoBack"/>
-      <w:bookmarkEnd w:id="16"/>
     </w:p>
     <w:p>
       <w:pPr>
@@ -2525,8 +2523,8 @@
       <w:pPr>
         <w:pStyle w:val="3"/>
       </w:pPr>
-      <w:bookmarkStart w:id="1" w:name="_Toc520995827"/>
-      <w:bookmarkStart w:id="2" w:name="_Toc24442709"/>
+      <w:bookmarkStart w:id="1" w:name="_Toc24442709"/>
+      <w:bookmarkStart w:id="2" w:name="_Toc520995827"/>
       <w:r>
         <w:rPr>
           <w:rFonts w:hint="eastAsia"/>
@@ -2540,53 +2538,71 @@
       <w:pPr>
         <w:ind w:left="630" w:leftChars="300" w:firstLine="480" w:firstLineChars="200"/>
         <w:rPr>
-          <w:sz w:val="24"/>
-        </w:rPr>
-      </w:pPr>
-      <w:r>
-        <w:rPr>
-          <w:rFonts w:hint="eastAsia"/>
-          <w:sz w:val="24"/>
-        </w:rPr>
-        <w:t>由于系统是基于</w:t>
-      </w:r>
-      <w:r>
-        <w:rPr>
-          <w:rFonts w:hint="eastAsia"/>
-          <w:color w:val="FF0000"/>
+          <w:rFonts w:hint="default" w:eastAsia="宋体"/>
+          <w:color w:val="auto"/>
           <w:sz w:val="24"/>
           <w:lang w:val="en-US" w:eastAsia="zh-CN"/>
         </w:rPr>
-        <w:t>vscode/devcpp</w:t>
-      </w:r>
-      <w:r>
-        <w:rPr>
-          <w:rFonts w:hint="eastAsia"/>
-          <w:sz w:val="24"/>
-        </w:rPr>
-        <w:t>为开发环境开发出来的在DOS 界面下的C语言</w:t>
-      </w:r>
-      <w:r>
-        <w:rPr>
-          <w:rFonts w:hint="eastAsia"/>
-          <w:color w:val="FF0000"/>
+      </w:pPr>
+      <w:r>
+        <w:rPr>
+          <w:rFonts w:hint="eastAsia"/>
+          <w:color w:val="auto"/>
           <w:sz w:val="24"/>
           <w:lang w:val="en-US" w:eastAsia="zh-CN"/>
         </w:rPr>
+        <w:t>本游戏是以visual studio 2019/EASYX</w:t>
+      </w:r>
+      <w:r>
+        <w:rPr>
+          <w:rFonts w:hint="eastAsia"/>
+          <w:color w:val="auto"/>
+          <w:sz w:val="24"/>
+        </w:rPr>
+        <w:t>为开发环境开发出来的在</w:t>
+      </w:r>
+      <w:r>
+        <w:rPr>
+          <w:rFonts w:hint="eastAsia"/>
+          <w:color w:val="auto"/>
+          <w:sz w:val="24"/>
+          <w:lang w:val="en-US" w:eastAsia="zh-CN"/>
+        </w:rPr>
+        <w:t>windows</w:t>
+      </w:r>
+      <w:r>
+        <w:rPr>
+          <w:rFonts w:hint="eastAsia"/>
+          <w:color w:val="auto"/>
+          <w:sz w:val="24"/>
+        </w:rPr>
+        <w:t>界面下的C语言</w:t>
+      </w:r>
+      <w:r>
+        <w:rPr>
+          <w:rFonts w:hint="eastAsia"/>
+          <w:color w:val="auto"/>
+          <w:sz w:val="24"/>
+          <w:lang w:val="en-US" w:eastAsia="zh-CN"/>
+        </w:rPr>
         <w:t>打砖块</w:t>
       </w:r>
       <w:r>
         <w:rPr>
           <w:rFonts w:hint="eastAsia"/>
-          <w:sz w:val="24"/>
-        </w:rPr>
-        <w:t>游戏，游戏简单易于操作，用户界面友好，人机交互方便. 便于人们初步了解并使用C语言来编写有趣味的小游戏，使C语言的学习变得简单，使正在学习C语言的学员有更大的兴趣。该小游戏操作简单，界面不枯燥，系统稳定性好，逻辑思维紧凑而细腻。可以很好的锻练编程能力。</w:t>
-      </w:r>
-      <w:r>
-        <w:rPr>
-          <w:sz w:val="24"/>
-        </w:rPr>
-        <w:t xml:space="preserve"> </w:t>
+          <w:color w:val="auto"/>
+          <w:sz w:val="24"/>
+        </w:rPr>
+        <w:t>游戏，</w:t>
+      </w:r>
+      <w:r>
+        <w:rPr>
+          <w:rFonts w:hint="eastAsia"/>
+          <w:color w:val="auto"/>
+          <w:sz w:val="24"/>
+          <w:lang w:val="en-US" w:eastAsia="zh-CN"/>
+        </w:rPr>
+        <w:t>游戏画面流畅，操作简便，实现了完整的游戏流程，采用EASYX实现图形化，改善了游戏界面。</w:t>
       </w:r>
     </w:p>
     <w:p>
@@ -2608,39 +2624,18 @@
       <w:pPr>
         <w:ind w:left="630" w:leftChars="300" w:firstLine="480" w:firstLineChars="200"/>
         <w:rPr>
-          <w:rFonts w:hint="eastAsia" w:eastAsia="宋体"/>
+          <w:rFonts w:hint="default" w:eastAsia="宋体"/>
           <w:sz w:val="24"/>
           <w:lang w:val="en-US" w:eastAsia="zh-CN"/>
         </w:rPr>
       </w:pPr>
       <w:r>
         <w:rPr>
-          <w:sz w:val="24"/>
-        </w:rPr>
-        <w:t>在对C语言的学习，使得不少人觉得C语言枯燥无味，没有实用价值，继而没有深入学习的动力，而有趣的</w:t>
-      </w:r>
-      <w:r>
-        <w:rPr>
-          <w:rFonts w:hint="eastAsia"/>
-          <w:color w:val="FF0000"/>
+          <w:rFonts w:hint="eastAsia"/>
           <w:sz w:val="24"/>
           <w:lang w:val="en-US" w:eastAsia="zh-CN"/>
         </w:rPr>
-        <w:t>打砖块</w:t>
-      </w:r>
-      <w:r>
-        <w:rPr>
-          <w:sz w:val="24"/>
-        </w:rPr>
-        <w:t>游戏一方面体现了C语言的实用价值，另一方面也全面的练习了编程能力，在学习中找到趣味，才有继续学习的动力</w:t>
-      </w:r>
-      <w:r>
-        <w:rPr>
-          <w:rFonts w:hint="eastAsia"/>
-          <w:sz w:val="24"/>
-          <w:lang w:eastAsia="zh-CN"/>
-        </w:rPr>
-        <w:t>。</w:t>
+        <w:t>打砖块游戏是经典的休闲游戏，通过方向键的控制，让小球通过不断反弹消除砖块来获取分数。本项目通过C语言来实现游戏功能，同时在传统的打砖块游戏基础上加入新的元素，提升游戏可玩性。</w:t>
       </w:r>
     </w:p>
     <w:p>
@@ -2668,17 +2663,26 @@
         </w:numPr>
         <w:ind w:firstLineChars="0"/>
         <w:rPr>
-          <w:color w:val="FF0000"/>
-          <w:sz w:val="24"/>
-        </w:rPr>
-      </w:pPr>
-      <w:r>
-        <w:rPr>
-          <w:rFonts w:hint="eastAsia"/>
-          <w:color w:val="FF0000"/>
-          <w:sz w:val="24"/>
-        </w:rPr>
-        <w:t>单机游戏</w:t>
+          <w:color w:val="auto"/>
+          <w:sz w:val="24"/>
+        </w:rPr>
+      </w:pPr>
+      <w:r>
+        <w:rPr>
+          <w:rFonts w:hint="eastAsia"/>
+          <w:color w:val="auto"/>
+          <w:sz w:val="24"/>
+        </w:rPr>
+        <w:t>单机</w:t>
+      </w:r>
+      <w:r>
+        <w:rPr>
+          <w:rFonts w:hint="eastAsia"/>
+          <w:color w:val="auto"/>
+          <w:sz w:val="24"/>
+          <w:lang w:val="en-US" w:eastAsia="zh-CN"/>
+        </w:rPr>
+        <w:t>闯关</w:t>
       </w:r>
     </w:p>
     <w:p>
@@ -2690,17 +2694,18 @@
         </w:numPr>
         <w:ind w:firstLineChars="0"/>
         <w:rPr>
-          <w:color w:val="FF0000"/>
-          <w:sz w:val="24"/>
-        </w:rPr>
-      </w:pPr>
-      <w:r>
-        <w:rPr>
-          <w:rFonts w:hint="eastAsia"/>
-          <w:color w:val="FF0000"/>
-          <w:sz w:val="24"/>
-        </w:rPr>
-        <w:t>画面美工</w:t>
+          <w:color w:val="auto"/>
+          <w:sz w:val="24"/>
+        </w:rPr>
+      </w:pPr>
+      <w:r>
+        <w:rPr>
+          <w:rFonts w:hint="eastAsia"/>
+          <w:color w:val="auto"/>
+          <w:sz w:val="24"/>
+          <w:lang w:val="en-US" w:eastAsia="zh-CN"/>
+        </w:rPr>
+        <w:t>存档保存</w:t>
       </w:r>
     </w:p>
     <w:p>
@@ -2712,14 +2717,14 @@
         </w:numPr>
         <w:ind w:firstLineChars="0"/>
         <w:rPr>
-          <w:color w:val="FF0000"/>
-          <w:sz w:val="24"/>
-        </w:rPr>
-      </w:pPr>
-      <w:r>
-        <w:rPr>
-          <w:rFonts w:hint="eastAsia"/>
-          <w:color w:val="FF0000"/>
+          <w:color w:val="auto"/>
+          <w:sz w:val="24"/>
+        </w:rPr>
+      </w:pPr>
+      <w:r>
+        <w:rPr>
+          <w:rFonts w:hint="eastAsia"/>
+          <w:color w:val="auto"/>
           <w:sz w:val="24"/>
         </w:rPr>
         <w:t>难度调节</w:t>
@@ -2734,18 +2739,41 @@
         </w:numPr>
         <w:ind w:firstLineChars="0"/>
         <w:rPr>
-          <w:color w:val="FF0000"/>
-          <w:sz w:val="24"/>
-        </w:rPr>
-      </w:pPr>
-      <w:r>
-        <w:rPr>
-          <w:rFonts w:hint="eastAsia"/>
-          <w:color w:val="FF0000"/>
+          <w:color w:val="auto"/>
+          <w:sz w:val="24"/>
+        </w:rPr>
+      </w:pPr>
+      <w:r>
+        <w:rPr>
+          <w:rFonts w:hint="eastAsia"/>
+          <w:color w:val="auto"/>
           <w:sz w:val="24"/>
           <w:lang w:val="en-US" w:eastAsia="zh-CN"/>
         </w:rPr>
-        <w:t>随机关卡</w:t>
+        <w:t>游戏道具</w:t>
+      </w:r>
+    </w:p>
+    <w:p>
+      <w:pPr>
+        <w:pStyle w:val="24"/>
+        <w:numPr>
+          <w:ilvl w:val="0"/>
+          <w:numId w:val="3"/>
+        </w:numPr>
+        <w:ind w:firstLineChars="0"/>
+        <w:rPr>
+          <w:color w:val="auto"/>
+          <w:sz w:val="24"/>
+        </w:rPr>
+      </w:pPr>
+      <w:r>
+        <w:rPr>
+          <w:rFonts w:hint="eastAsia"/>
+          <w:color w:val="auto"/>
+          <w:sz w:val="24"/>
+          <w:lang w:val="en-US" w:eastAsia="zh-CN"/>
+        </w:rPr>
+        <w:t>分数排行</w:t>
       </w:r>
     </w:p>
     <w:p>
@@ -2770,17 +2798,17 @@
         </w:numPr>
         <w:ind w:firstLineChars="0"/>
         <w:rPr>
-          <w:color w:val="FF0000"/>
-          <w:sz w:val="24"/>
-        </w:rPr>
-      </w:pPr>
-      <w:r>
-        <w:rPr>
-          <w:rFonts w:hint="eastAsia"/>
-          <w:color w:val="FF0000"/>
-          <w:sz w:val="24"/>
-        </w:rPr>
-        <w:t>游戏画面流畅，基本无卡顿</w:t>
+          <w:color w:val="auto"/>
+          <w:sz w:val="24"/>
+        </w:rPr>
+      </w:pPr>
+      <w:r>
+        <w:rPr>
+          <w:rFonts w:hint="eastAsia"/>
+          <w:color w:val="auto"/>
+          <w:sz w:val="24"/>
+        </w:rPr>
+        <w:t>游戏画面流畅</w:t>
       </w:r>
     </w:p>
     <w:p>
@@ -2792,17 +2820,18 @@
         </w:numPr>
         <w:ind w:firstLineChars="0"/>
         <w:rPr>
-          <w:color w:val="FF0000"/>
-          <w:sz w:val="24"/>
-        </w:rPr>
-      </w:pPr>
-      <w:r>
-        <w:rPr>
-          <w:rFonts w:hint="eastAsia"/>
-          <w:color w:val="FF0000"/>
-          <w:sz w:val="24"/>
-        </w:rPr>
-        <w:t>吸引力，耐玩性</w:t>
+          <w:color w:val="auto"/>
+          <w:sz w:val="24"/>
+        </w:rPr>
+      </w:pPr>
+      <w:r>
+        <w:rPr>
+          <w:rFonts w:hint="eastAsia"/>
+          <w:color w:val="auto"/>
+          <w:sz w:val="24"/>
+          <w:lang w:val="en-US" w:eastAsia="zh-CN"/>
+        </w:rPr>
+        <w:t>画面精美</w:t>
       </w:r>
     </w:p>
     <w:p>
@@ -2814,18 +2843,18 @@
         </w:numPr>
         <w:ind w:firstLineChars="0"/>
         <w:rPr>
-          <w:color w:val="FF0000"/>
-          <w:sz w:val="24"/>
-        </w:rPr>
-      </w:pPr>
-      <w:r>
-        <w:rPr>
-          <w:rFonts w:hint="eastAsia"/>
-          <w:color w:val="FF0000"/>
+          <w:color w:val="auto"/>
+          <w:sz w:val="24"/>
+        </w:rPr>
+      </w:pPr>
+      <w:r>
+        <w:rPr>
+          <w:rFonts w:hint="eastAsia"/>
+          <w:color w:val="auto"/>
           <w:sz w:val="24"/>
           <w:lang w:val="en-US" w:eastAsia="zh-CN"/>
         </w:rPr>
-        <w:t>物理模型</w:t>
+        <w:t>物理模型良好</w:t>
       </w:r>
     </w:p>
     <w:p>
@@ -2853,19 +2882,39 @@
         <w:t>系统总体设计</w:t>
       </w:r>
       <w:bookmarkEnd w:id="8"/>
+      <w:bookmarkStart w:id="16" w:name="_GoBack"/>
+      <w:bookmarkEnd w:id="16"/>
     </w:p>
     <w:p>
       <w:pPr>
         <w:ind w:left="630" w:leftChars="300" w:firstLine="480" w:firstLineChars="200"/>
         <w:rPr>
-          <w:sz w:val="24"/>
-        </w:rPr>
-      </w:pPr>
-      <w:r>
-        <w:rPr>
-          <w:sz w:val="24"/>
-        </w:rPr>
-        <w:t>小游戏有简单的菜单选项，用来选择相应的功能，包括：</w:t>
+          <w:rFonts w:hint="default" w:eastAsia="宋体"/>
+          <w:sz w:val="24"/>
+          <w:lang w:val="en-US" w:eastAsia="zh-CN"/>
+        </w:rPr>
+      </w:pPr>
+      <w:r>
+        <w:rPr>
+          <w:rFonts w:hint="eastAsia"/>
+          <w:sz w:val="24"/>
+          <w:lang w:val="en-US" w:eastAsia="zh-CN"/>
+        </w:rPr>
+        <w:t>游戏有完善的开始界面，</w:t>
+      </w:r>
+      <w:r>
+        <w:rPr>
+          <w:sz w:val="24"/>
+        </w:rPr>
+        <w:t>包括</w:t>
+      </w:r>
+      <w:r>
+        <w:rPr>
+          <w:rFonts w:hint="eastAsia"/>
+          <w:sz w:val="24"/>
+          <w:lang w:val="en-US" w:eastAsia="zh-CN"/>
+        </w:rPr>
+        <w:t>以下几项</w:t>
       </w:r>
     </w:p>
     <w:p>
@@ -2903,7 +2952,7 @@
         <w:rPr>
           <w:sz w:val="24"/>
         </w:rPr>
-        <w:t>游戏操作说明</w:t>
+        <w:t>游戏说明</w:t>
       </w:r>
     </w:p>
     <w:p>
@@ -2920,9 +2969,74 @@
       </w:pPr>
       <w:r>
         <w:rPr>
-          <w:sz w:val="24"/>
-        </w:rPr>
-        <w:t>游戏的规则说明</w:t>
+          <w:rFonts w:hint="eastAsia"/>
+          <w:sz w:val="24"/>
+          <w:lang w:val="en-US" w:eastAsia="zh-CN"/>
+        </w:rPr>
+        <w:t>游戏设置</w:t>
+      </w:r>
+    </w:p>
+    <w:p>
+      <w:pPr>
+        <w:pStyle w:val="24"/>
+        <w:numPr>
+          <w:ilvl w:val="0"/>
+          <w:numId w:val="5"/>
+        </w:numPr>
+        <w:ind w:left="1121" w:leftChars="534" w:firstLineChars="0"/>
+        <w:rPr>
+          <w:sz w:val="24"/>
+        </w:rPr>
+      </w:pPr>
+      <w:r>
+        <w:rPr>
+          <w:rFonts w:hint="eastAsia"/>
+          <w:sz w:val="24"/>
+          <w:lang w:val="en-US" w:eastAsia="zh-CN"/>
+        </w:rPr>
+        <w:t>分数排行</w:t>
+      </w:r>
+    </w:p>
+    <w:p>
+      <w:pPr>
+        <w:pStyle w:val="24"/>
+        <w:numPr>
+          <w:ilvl w:val="0"/>
+          <w:numId w:val="5"/>
+        </w:numPr>
+        <w:ind w:left="1121" w:leftChars="534" w:firstLineChars="0"/>
+        <w:rPr>
+          <w:sz w:val="24"/>
+        </w:rPr>
+      </w:pPr>
+      <w:r>
+        <w:rPr>
+          <w:rFonts w:hint="eastAsia"/>
+          <w:sz w:val="24"/>
+          <w:lang w:val="en-US" w:eastAsia="zh-CN"/>
+        </w:rPr>
+        <w:t>存档读取</w:t>
+      </w:r>
+    </w:p>
+    <w:p>
+      <w:pPr>
+        <w:pStyle w:val="24"/>
+        <w:numPr>
+          <w:ilvl w:val="0"/>
+          <w:numId w:val="5"/>
+        </w:numPr>
+        <w:ind w:left="1121" w:leftChars="534" w:firstLineChars="0"/>
+        <w:rPr>
+          <w:sz w:val="24"/>
+        </w:rPr>
+      </w:pPr>
+      <w:r>
+        <w:rPr>
+          <w:rFonts w:hint="eastAsia"/>
+          <w:sz w:val="24"/>
+          <w:lang w:val="en-US" w:eastAsia="zh-CN"/>
+        </w:rPr>
+        <w:t>退出游戏</w:t>
       </w:r>
     </w:p>
     <w:p>
@@ -2936,7 +3050,7 @@
         <w:rPr>
           <w:sz w:val="24"/>
         </w:rPr>
-        <w:t>在游戏中应体现的功能包括：</w:t>
+        <w:t>游戏中的功能包括：</w:t>
       </w:r>
     </w:p>
     <w:p>
@@ -2974,7 +3088,15 @@
         <w:rPr>
           <w:sz w:val="24"/>
         </w:rPr>
-        <w:t>游戏的得分纪录和得分的实时更新</w:t>
+        <w:t>游戏的得分</w:t>
+      </w:r>
+      <w:r>
+        <w:rPr>
+          <w:rFonts w:hint="eastAsia"/>
+          <w:sz w:val="24"/>
+          <w:lang w:val="en-US" w:eastAsia="zh-CN"/>
+        </w:rPr>
+        <w:t>与生命的显示</w:t>
       </w:r>
     </w:p>
     <w:p>
@@ -2991,32 +3113,51 @@
       </w:pPr>
       <w:r>
         <w:rPr>
+          <w:rFonts w:hint="eastAsia"/>
+          <w:sz w:val="24"/>
+          <w:lang w:val="en-US" w:eastAsia="zh-CN"/>
+        </w:rPr>
+        <w:t>关卡的进入与退出</w:t>
+      </w:r>
+    </w:p>
+    <w:p>
+      <w:pPr>
+        <w:pStyle w:val="24"/>
+        <w:numPr>
+          <w:ilvl w:val="0"/>
+          <w:numId w:val="6"/>
+        </w:numPr>
+        <w:ind w:left="1121" w:leftChars="534" w:firstLineChars="0"/>
+        <w:rPr>
+          <w:sz w:val="24"/>
+        </w:rPr>
+      </w:pPr>
+      <w:r>
+        <w:rPr>
+          <w:rFonts w:hint="eastAsia"/>
+          <w:sz w:val="24"/>
+          <w:lang w:val="en-US" w:eastAsia="zh-CN"/>
+        </w:rPr>
+        <w:t>道具的获取与使用</w:t>
+      </w:r>
+    </w:p>
+    <w:p>
+      <w:pPr>
+        <w:pStyle w:val="24"/>
+        <w:numPr>
+          <w:ilvl w:val="0"/>
+          <w:numId w:val="6"/>
+        </w:numPr>
+        <w:ind w:left="1121" w:leftChars="534" w:firstLineChars="0"/>
+        <w:rPr>
+          <w:sz w:val="24"/>
+        </w:rPr>
+      </w:pPr>
+      <w:r>
+        <w:rPr>
           <w:sz w:val="24"/>
         </w:rPr>
         <w:t>退出游戏</w:t>
-      </w:r>
-    </w:p>
-    <w:p>
-      <w:pPr>
-        <w:ind w:left="630" w:leftChars="300" w:firstLine="480" w:firstLineChars="200"/>
-        <w:rPr>
-          <w:sz w:val="24"/>
-        </w:rPr>
-      </w:pPr>
-    </w:p>
-    <w:p>
-      <w:pPr>
-        <w:ind w:left="630" w:leftChars="300" w:firstLine="480" w:firstLineChars="200"/>
-        <w:rPr>
-          <w:sz w:val="24"/>
-        </w:rPr>
-      </w:pPr>
-      <w:r>
-        <w:rPr>
-          <w:rFonts w:hint="eastAsia"/>
-          <w:sz w:val="24"/>
-        </w:rPr>
-        <w:t>该项目包含****模块。画出模块间流程图或逻辑关系图，介绍各模块功能。</w:t>
       </w:r>
     </w:p>
     <w:p>
